--- a/Rapid Cortex Internal Docs/Document locations.docx
+++ b/Rapid Cortex Internal Docs/Document locations.docx
@@ -4978,7 +4978,7 @@
           <w:kern w:val="0"/>
         </w:rPr>
         <w:lastRenderedPageBreak/>
-        <w:pict w14:anchorId="1C33B0DA">
+        <w:pict w14:anchorId="58C6E138">
           <v:rect id="_x0000_i1053" alt="" style="width:468pt;height:.05pt;mso-width-percent:0;mso-height-percent:0;mso-width-percent:0;mso-height-percent:0" o:hralign="center" o:hrstd="t" o:hr="t" fillcolor="#a0a0a0" stroked="f"/>
         </w:pict>
       </w:r>
@@ -11244,7 +11244,7 @@
           <w:noProof/>
           <w:kern w:val="0"/>
         </w:rPr>
-        <w:pict w14:anchorId="1F4C416C">
+        <w:pict w14:anchorId="583B86E8">
           <v:rect id="_x0000_i1052" alt="" style="width:468pt;height:.05pt;mso-width-percent:0;mso-height-percent:0;mso-width-percent:0;mso-height-percent:0" o:hralign="center" o:hrstd="t" o:hr="t" fillcolor="#a0a0a0" stroked="f"/>
         </w:pict>
       </w:r>
@@ -12116,7 +12116,7 @@
           <w:noProof/>
           <w:kern w:val="0"/>
         </w:rPr>
-        <w:pict w14:anchorId="51B61BE3">
+        <w:pict w14:anchorId="7747C90B">
           <v:rect id="_x0000_i1051" alt="" style="width:468pt;height:.05pt;mso-width-percent:0;mso-height-percent:0;mso-width-percent:0;mso-height-percent:0" o:hralign="center" o:hrstd="t" o:hr="t" fillcolor="#a0a0a0" stroked="f"/>
         </w:pict>
       </w:r>
@@ -13038,7 +13038,7 @@
           <w:noProof/>
           <w:kern w:val="0"/>
         </w:rPr>
-        <w:pict w14:anchorId="45D3521A">
+        <w:pict w14:anchorId="75BBD144">
           <v:rect id="_x0000_i1050" alt="" style="width:468pt;height:.05pt;mso-width-percent:0;mso-height-percent:0;mso-width-percent:0;mso-height-percent:0" o:hralign="center" o:hrstd="t" o:hr="t" fillcolor="#a0a0a0" stroked="f"/>
         </w:pict>
       </w:r>
@@ -13748,7 +13748,7 @@
           <w:noProof/>
           <w:kern w:val="0"/>
         </w:rPr>
-        <w:pict w14:anchorId="6C7F2F2B">
+        <w:pict w14:anchorId="5AEF0FBD">
           <v:rect id="_x0000_i1049" alt="" style="width:468pt;height:.05pt;mso-width-percent:0;mso-height-percent:0;mso-width-percent:0;mso-height-percent:0" o:hralign="center" o:hrstd="t" o:hr="t" fillcolor="#a0a0a0" stroked="f"/>
         </w:pict>
       </w:r>
@@ -14280,7 +14280,7 @@
           <w:noProof/>
           <w:kern w:val="0"/>
         </w:rPr>
-        <w:pict w14:anchorId="5FC71AEA">
+        <w:pict w14:anchorId="72B5F47A">
           <v:rect id="_x0000_i1048" alt="" style="width:468pt;height:.05pt;mso-width-percent:0;mso-height-percent:0;mso-width-percent:0;mso-height-percent:0" o:hralign="center" o:hrstd="t" o:hr="t" fillcolor="#a0a0a0" stroked="f"/>
         </w:pict>
       </w:r>
@@ -15392,7 +15392,7 @@
           <w:noProof/>
           <w:kern w:val="0"/>
         </w:rPr>
-        <w:pict w14:anchorId="538A4ACD">
+        <w:pict w14:anchorId="249A5438">
           <v:rect id="_x0000_i1047" alt="" style="width:468pt;height:.05pt;mso-width-percent:0;mso-height-percent:0;mso-width-percent:0;mso-height-percent:0" o:hralign="center" o:hrstd="t" o:hr="t" fillcolor="#a0a0a0" stroked="f"/>
         </w:pict>
       </w:r>
@@ -15719,7 +15719,7 @@
           <w:noProof/>
           <w:kern w:val="0"/>
         </w:rPr>
-        <w:pict w14:anchorId="301A1ED3">
+        <w:pict w14:anchorId="62FF42F5">
           <v:rect id="_x0000_i1046" alt="" style="width:468pt;height:.05pt;mso-width-percent:0;mso-height-percent:0;mso-width-percent:0;mso-height-percent:0" o:hralign="center" o:hrstd="t" o:hr="t" fillcolor="#a0a0a0" stroked="f"/>
         </w:pict>
       </w:r>
@@ -16228,7 +16228,7 @@
           <w:noProof/>
           <w:kern w:val="0"/>
         </w:rPr>
-        <w:pict w14:anchorId="726DF6D7">
+        <w:pict w14:anchorId="5D35F4F8">
           <v:rect id="_x0000_i1045" alt="" style="width:468pt;height:.05pt;mso-width-percent:0;mso-height-percent:0;mso-width-percent:0;mso-height-percent:0" o:hralign="center" o:hrstd="t" o:hr="t" fillcolor="#a0a0a0" stroked="f"/>
         </w:pict>
       </w:r>
@@ -16704,7 +16704,7 @@
           <w:noProof/>
           <w:kern w:val="0"/>
         </w:rPr>
-        <w:pict w14:anchorId="6499D12E">
+        <w:pict w14:anchorId="1172EDB3">
           <v:rect id="_x0000_i1044" alt="" style="width:468pt;height:.05pt;mso-width-percent:0;mso-height-percent:0;mso-width-percent:0;mso-height-percent:0" o:hralign="center" o:hrstd="t" o:hr="t" fillcolor="#a0a0a0" stroked="f"/>
         </w:pict>
       </w:r>
@@ -16794,7 +16794,7 @@
           <w:noProof/>
           <w:kern w:val="0"/>
         </w:rPr>
-        <w:pict w14:anchorId="6F20F68F">
+        <w:pict w14:anchorId="0451D331">
           <v:rect id="_x0000_i1043" alt="" style="width:468pt;height:.05pt;mso-width-percent:0;mso-height-percent:0;mso-width-percent:0;mso-height-percent:0" o:hralign="center" o:hrstd="t" o:hr="t" fillcolor="#a0a0a0" stroked="f"/>
         </w:pict>
       </w:r>
@@ -17469,7 +17469,7 @@
           <w:noProof/>
           <w:kern w:val="0"/>
         </w:rPr>
-        <w:pict w14:anchorId="46E39218">
+        <w:pict w14:anchorId="4CC8BD96">
           <v:rect id="_x0000_i1042" alt="" style="width:468pt;height:.05pt;mso-width-percent:0;mso-height-percent:0;mso-width-percent:0;mso-height-percent:0" o:hralign="center" o:hrstd="t" o:hr="t" fillcolor="#a0a0a0" stroked="f"/>
         </w:pict>
       </w:r>
@@ -18003,7 +18003,7 @@
           <w:noProof/>
           <w:kern w:val="0"/>
         </w:rPr>
-        <w:pict w14:anchorId="2DDEFD1A">
+        <w:pict w14:anchorId="50BCF700">
           <v:rect id="_x0000_i1041" alt="" style="width:468pt;height:.05pt;mso-width-percent:0;mso-height-percent:0;mso-width-percent:0;mso-height-percent:0" o:hralign="center" o:hrstd="t" o:hr="t" fillcolor="#a0a0a0" stroked="f"/>
         </w:pict>
       </w:r>
@@ -18553,7 +18553,7 @@
           <w:noProof/>
           <w:kern w:val="0"/>
         </w:rPr>
-        <w:pict w14:anchorId="43A83590">
+        <w:pict w14:anchorId="572FCF82">
           <v:rect id="_x0000_i1040" alt="" style="width:468pt;height:.05pt;mso-width-percent:0;mso-height-percent:0;mso-width-percent:0;mso-height-percent:0" o:hralign="center" o:hrstd="t" o:hr="t" fillcolor="#a0a0a0" stroked="f"/>
         </w:pict>
       </w:r>
@@ -19167,7 +19167,7 @@
           <w:noProof/>
           <w:kern w:val="0"/>
         </w:rPr>
-        <w:pict w14:anchorId="2EA0ACD7">
+        <w:pict w14:anchorId="130C2754">
           <v:rect id="_x0000_i1039" alt="" style="width:468pt;height:.05pt;mso-width-percent:0;mso-height-percent:0;mso-width-percent:0;mso-height-percent:0" o:hralign="center" o:hrstd="t" o:hr="t" fillcolor="#a0a0a0" stroked="f"/>
         </w:pict>
       </w:r>
@@ -19688,7 +19688,7 @@
           <w:noProof/>
           <w:kern w:val="0"/>
         </w:rPr>
-        <w:pict w14:anchorId="4A1FD190">
+        <w:pict w14:anchorId="03916BB8">
           <v:rect id="_x0000_i1038" alt="" style="width:468pt;height:.05pt;mso-width-percent:0;mso-height-percent:0;mso-width-percent:0;mso-height-percent:0" o:hralign="center" o:hrstd="t" o:hr="t" fillcolor="#a0a0a0" stroked="f"/>
         </w:pict>
       </w:r>
@@ -20228,7 +20228,7 @@
           <w:noProof/>
           <w:kern w:val="0"/>
         </w:rPr>
-        <w:pict w14:anchorId="0BF4D308">
+        <w:pict w14:anchorId="6E8B1353">
           <v:rect id="_x0000_i1037" alt="" style="width:468pt;height:.05pt;mso-width-percent:0;mso-height-percent:0;mso-width-percent:0;mso-height-percent:0" o:hralign="center" o:hrstd="t" o:hr="t" fillcolor="#a0a0a0" stroked="f"/>
         </w:pict>
       </w:r>
@@ -21213,7 +21213,7 @@
           <w:noProof/>
           <w:kern w:val="0"/>
         </w:rPr>
-        <w:pict w14:anchorId="366D1CCD">
+        <w:pict w14:anchorId="36371B3E">
           <v:rect id="_x0000_i1036" alt="" style="width:468pt;height:.05pt;mso-width-percent:0;mso-height-percent:0;mso-width-percent:0;mso-height-percent:0" o:hralign="center" o:hrstd="t" o:hr="t" fillcolor="#a0a0a0" stroked="f"/>
         </w:pict>
       </w:r>
@@ -21817,7 +21817,7 @@
           <w:noProof/>
           <w:kern w:val="0"/>
         </w:rPr>
-        <w:pict w14:anchorId="462ACFA9">
+        <w:pict w14:anchorId="5CCE25B5">
           <v:rect id="_x0000_i1035" alt="" style="width:468pt;height:.05pt;mso-width-percent:0;mso-height-percent:0;mso-width-percent:0;mso-height-percent:0" o:hralign="center" o:hrstd="t" o:hr="t" fillcolor="#a0a0a0" stroked="f"/>
         </w:pict>
       </w:r>
@@ -22528,7 +22528,7 @@
           <w:noProof/>
           <w:kern w:val="0"/>
         </w:rPr>
-        <w:pict w14:anchorId="0818C833">
+        <w:pict w14:anchorId="2CF9F595">
           <v:rect id="_x0000_i1034" alt="" style="width:468pt;height:.05pt;mso-width-percent:0;mso-height-percent:0;mso-width-percent:0;mso-height-percent:0" o:hralign="center" o:hrstd="t" o:hr="t" fillcolor="#a0a0a0" stroked="f"/>
         </w:pict>
       </w:r>
@@ -23492,7 +23492,7 @@
           <w:kern w:val="0"/>
         </w:rPr>
         <w:lastRenderedPageBreak/>
-        <w:pict w14:anchorId="396098BE">
+        <w:pict w14:anchorId="2B7B83EF">
           <v:rect id="_x0000_i1033" alt="" style="width:468pt;height:.05pt;mso-width-percent:0;mso-height-percent:0;mso-width-percent:0;mso-height-percent:0" o:hralign="center" o:hrstd="t" o:hr="t" fillcolor="#a0a0a0" stroked="f"/>
         </w:pict>
       </w:r>
@@ -24276,7 +24276,7 @@
           <w:noProof/>
           <w:kern w:val="0"/>
         </w:rPr>
-        <w:pict w14:anchorId="33C47296">
+        <w:pict w14:anchorId="6DD38F00">
           <v:rect id="_x0000_i1032" alt="" style="width:468pt;height:.05pt;mso-width-percent:0;mso-height-percent:0;mso-width-percent:0;mso-height-percent:0" o:hralign="center" o:hrstd="t" o:hr="t" fillcolor="#a0a0a0" stroked="f"/>
         </w:pict>
       </w:r>
@@ -24906,7 +24906,7 @@
           <w:noProof/>
           <w:kern w:val="0"/>
         </w:rPr>
-        <w:pict w14:anchorId="0E70BBDC">
+        <w:pict w14:anchorId="7DE61A6C">
           <v:rect id="_x0000_i1031" alt="" style="width:468pt;height:.05pt;mso-width-percent:0;mso-height-percent:0;mso-width-percent:0;mso-height-percent:0" o:hralign="center" o:hrstd="t" o:hr="t" fillcolor="#a0a0a0" stroked="f"/>
         </w:pict>
       </w:r>
@@ -25474,7 +25474,7 @@
           <w:noProof/>
           <w:kern w:val="0"/>
         </w:rPr>
-        <w:pict w14:anchorId="18A5FB07">
+        <w:pict w14:anchorId="50E6D5C4">
           <v:rect id="_x0000_i1030" alt="" style="width:468pt;height:.05pt;mso-width-percent:0;mso-height-percent:0;mso-width-percent:0;mso-height-percent:0" o:hralign="center" o:hrstd="t" o:hr="t" fillcolor="#a0a0a0" stroked="f"/>
         </w:pict>
       </w:r>
@@ -26155,7 +26155,7 @@
           <w:noProof/>
           <w:kern w:val="0"/>
         </w:rPr>
-        <w:pict w14:anchorId="6F655B90">
+        <w:pict w14:anchorId="04738551">
           <v:rect id="_x0000_i1029" alt="" style="width:468pt;height:.05pt;mso-width-percent:0;mso-height-percent:0;mso-width-percent:0;mso-height-percent:0" o:hralign="center" o:hrstd="t" o:hr="t" fillcolor="#a0a0a0" stroked="f"/>
         </w:pict>
       </w:r>
@@ -26355,7 +26355,7 @@
         <w:rPr>
           <w:noProof/>
         </w:rPr>
-        <w:pict w14:anchorId="6C4DD429">
+        <w:pict w14:anchorId="4F8E9A6F">
           <v:rect id="_x0000_i1028" alt="" style="width:468pt;height:.05pt;mso-width-percent:0;mso-height-percent:0;mso-width-percent:0;mso-height-percent:0" o:hralign="center" o:hrstd="t" o:hr="t" fillcolor="#a0a0a0" stroked="f"/>
         </w:pict>
       </w:r>
@@ -26752,7 +26752,7 @@
         <w:rPr>
           <w:noProof/>
         </w:rPr>
-        <w:pict w14:anchorId="36367407">
+        <w:pict w14:anchorId="29F970B3">
           <v:rect id="_x0000_i1027" alt="" style="width:468pt;height:.05pt;mso-width-percent:0;mso-height-percent:0;mso-width-percent:0;mso-height-percent:0" o:hralign="center" o:hrstd="t" o:hr="t" fillcolor="#a0a0a0" stroked="f"/>
         </w:pict>
       </w:r>
@@ -27264,7 +27264,7 @@
         <w:rPr>
           <w:noProof/>
         </w:rPr>
-        <w:pict w14:anchorId="450142C4">
+        <w:pict w14:anchorId="65902969">
           <v:rect id="_x0000_i1026" alt="" style="width:468pt;height:.05pt;mso-width-percent:0;mso-height-percent:0;mso-width-percent:0;mso-height-percent:0" o:hralign="center" o:hrstd="t" o:hr="t" fillcolor="#a0a0a0" stroked="f"/>
         </w:pict>
       </w:r>
@@ -27439,7 +27439,7 @@
         <w:rPr>
           <w:noProof/>
         </w:rPr>
-        <w:pict w14:anchorId="550B3A33">
+        <w:pict w14:anchorId="10062B25">
           <v:rect id="_x0000_i1025" alt="" style="width:468pt;height:.05pt;mso-width-percent:0;mso-height-percent:0;mso-width-percent:0;mso-height-percent:0" o:hralign="center" o:hrstd="t" o:hr="t" fillcolor="#a0a0a0" stroked="f"/>
         </w:pict>
       </w:r>
@@ -27844,6 +27844,12 @@
       <w:pPr>
         <w:contextualSpacing/>
       </w:pPr>
+      <w:r>
+        <w:br/>
+      </w:r>
+      <w:r>
+        <w:t>rm -rf ~/.rapid-cortex-macos-build/quick-build/CompilationCache.noindex</w:t>
+      </w:r>
     </w:p>
     <w:sectPr>
       <w:pgSz w:w="12240" w:h="15840"/>
